--- a/docs/AndreaWoodCurriculumVitae.docx
+++ b/docs/AndreaWoodCurriculumVitae.docx
@@ -6,6 +6,8 @@
       <w:sdtPr>
         <w:rPr>
           <w:rStyle w:val="Heading1Char"/>
+          <w:sz w:val="36"/>
+          <w:szCs w:val="36"/>
         </w:rPr>
         <w:alias w:val="Your Name"/>
         <w:tag w:val="Your Name"/>
@@ -23,11 +25,15 @@
             <w:pStyle w:val="Title"/>
             <w:rPr>
               <w:rStyle w:val="Heading1Char"/>
+              <w:sz w:val="36"/>
+              <w:szCs w:val="36"/>
             </w:rPr>
           </w:pPr>
           <w:r>
             <w:rPr>
               <w:rStyle w:val="Heading1Char"/>
+              <w:sz w:val="36"/>
+              <w:szCs w:val="36"/>
             </w:rPr>
             <w:t>Andrea Wood</w:t>
           </w:r>
@@ -48,7 +54,7 @@
           <w:color w:val="404040" w:themeColor="text1" w:themeTint="BF"/>
         </w:rPr>
         <w:drawing>
-          <wp:anchor distT="0" distB="0" distL="114300" distR="114300" simplePos="0" relativeHeight="251659264" behindDoc="0" locked="0" layoutInCell="1" allowOverlap="1" wp14:anchorId="21698F7D" wp14:editId="64E31285">
+          <wp:anchor distT="0" distB="0" distL="114300" distR="114300" simplePos="0" relativeHeight="251659264" behindDoc="0" locked="0" layoutInCell="1" allowOverlap="1" wp14:anchorId="21698F7D" wp14:editId="6F55C9C7">
             <wp:simplePos x="0" y="0"/>
             <wp:positionH relativeFrom="column">
               <wp:posOffset>5541535</wp:posOffset>
@@ -522,7 +528,7 @@
           <w:sz w:val="22"/>
           <w:szCs w:val="22"/>
         </w:rPr>
-        <w:t xml:space="preserve">other </w:t>
+        <w:t>other administrative tasks</w:t>
       </w:r>
       <w:r>
         <w:rPr>
@@ -531,7 +537,7 @@
           <w:sz w:val="22"/>
           <w:szCs w:val="22"/>
         </w:rPr>
-        <w:t>administrative tasks</w:t>
+        <w:t xml:space="preserve"> as needed</w:t>
       </w:r>
       <w:r>
         <w:rPr>
@@ -540,7 +546,7 @@
           <w:sz w:val="22"/>
           <w:szCs w:val="22"/>
         </w:rPr>
-        <w:t xml:space="preserve"> as needed</w:t>
+        <w:t xml:space="preserve"> in our family business</w:t>
       </w:r>
       <w:r>
         <w:rPr>
@@ -549,8 +555,128 @@
           <w:sz w:val="22"/>
           <w:szCs w:val="22"/>
         </w:rPr>
-        <w:t xml:space="preserve"> in our family business</w:t>
-      </w:r>
+        <w:t>.</w:t>
+      </w:r>
+    </w:p>
+    <w:p>
+      <w:pPr>
+        <w:rPr>
+          <w:rFonts w:ascii="Aptos" w:hAnsi="Aptos" w:cs="Arial"/>
+          <w:b/>
+          <w:color w:val="000000" w:themeColor="text1"/>
+          <w:sz w:val="22"/>
+          <w:szCs w:val="22"/>
+        </w:rPr>
+      </w:pPr>
+      <w:r>
+        <w:rPr>
+          <w:rFonts w:ascii="Aptos" w:hAnsi="Aptos" w:cs="Arial"/>
+          <w:b/>
+          <w:color w:val="000000" w:themeColor="text1"/>
+          <w:sz w:val="22"/>
+          <w:szCs w:val="22"/>
+        </w:rPr>
+        <w:t>NC LIVE</w:t>
+      </w:r>
+    </w:p>
+    <w:p>
+      <w:pPr>
+        <w:rPr>
+          <w:rFonts w:ascii="Aptos" w:hAnsi="Aptos" w:cs="Arial"/>
+          <w:bCs/>
+          <w:color w:val="000000" w:themeColor="text1"/>
+          <w:sz w:val="22"/>
+          <w:szCs w:val="22"/>
+        </w:rPr>
+      </w:pPr>
+      <w:r>
+        <w:rPr>
+          <w:rFonts w:ascii="Aptos" w:hAnsi="Aptos" w:cs="Arial"/>
+          <w:b/>
+          <w:color w:val="000000" w:themeColor="text1"/>
+          <w:sz w:val="22"/>
+          <w:szCs w:val="22"/>
+        </w:rPr>
+        <w:t>Accessibility Instruction Intern</w:t>
+      </w:r>
+      <w:r>
+        <w:rPr>
+          <w:rFonts w:ascii="Aptos" w:hAnsi="Aptos" w:cs="Arial"/>
+          <w:bCs/>
+          <w:color w:val="000000" w:themeColor="text1"/>
+          <w:sz w:val="22"/>
+          <w:szCs w:val="22"/>
+        </w:rPr>
+        <w:t xml:space="preserve">, </w:t>
+      </w:r>
+      <w:r>
+        <w:rPr>
+          <w:rFonts w:ascii="Aptos" w:hAnsi="Aptos" w:cs="Arial"/>
+          <w:bCs/>
+          <w:color w:val="000000" w:themeColor="text1"/>
+          <w:sz w:val="22"/>
+          <w:szCs w:val="22"/>
+        </w:rPr>
+        <w:t xml:space="preserve">Raleigh NC, </w:t>
+      </w:r>
+      <w:r>
+        <w:rPr>
+          <w:rFonts w:ascii="Aptos" w:hAnsi="Aptos" w:cs="Arial"/>
+          <w:bCs/>
+          <w:color w:val="000000" w:themeColor="text1"/>
+          <w:sz w:val="22"/>
+          <w:szCs w:val="22"/>
+        </w:rPr>
+        <w:t>Aug</w:t>
+      </w:r>
+      <w:r>
+        <w:rPr>
+          <w:rFonts w:ascii="Aptos" w:hAnsi="Aptos" w:cs="Arial"/>
+          <w:bCs/>
+          <w:color w:val="000000" w:themeColor="text1"/>
+          <w:sz w:val="22"/>
+          <w:szCs w:val="22"/>
+        </w:rPr>
+        <w:t>ust</w:t>
+      </w:r>
+      <w:r>
+        <w:rPr>
+          <w:rFonts w:ascii="Aptos" w:hAnsi="Aptos" w:cs="Arial"/>
+          <w:bCs/>
+          <w:color w:val="000000" w:themeColor="text1"/>
+          <w:sz w:val="22"/>
+          <w:szCs w:val="22"/>
+        </w:rPr>
+        <w:t>-Dec</w:t>
+      </w:r>
+      <w:r>
+        <w:rPr>
+          <w:rFonts w:ascii="Aptos" w:hAnsi="Aptos" w:cs="Arial"/>
+          <w:bCs/>
+          <w:color w:val="000000" w:themeColor="text1"/>
+          <w:sz w:val="22"/>
+          <w:szCs w:val="22"/>
+        </w:rPr>
+        <w:t>ember</w:t>
+      </w:r>
+      <w:r>
+        <w:rPr>
+          <w:rFonts w:ascii="Aptos" w:hAnsi="Aptos" w:cs="Arial"/>
+          <w:bCs/>
+          <w:color w:val="000000" w:themeColor="text1"/>
+          <w:sz w:val="22"/>
+          <w:szCs w:val="22"/>
+        </w:rPr>
+        <w:t xml:space="preserve"> 2025</w:t>
+      </w:r>
+    </w:p>
+    <w:p>
+      <w:pPr>
+        <w:spacing w:after="120"/>
+        <w:rPr>
+          <w:rFonts w:ascii="Aptos" w:hAnsi="Aptos"/>
+        </w:rPr>
+      </w:pPr>
       <w:r>
         <w:rPr>
           <w:rFonts w:ascii="Aptos" w:hAnsi="Aptos"/>
@@ -558,6 +684,42 @@
           <w:sz w:val="22"/>
           <w:szCs w:val="22"/>
         </w:rPr>
+        <w:t>Created instructional videos and guides</w:t>
+      </w:r>
+      <w:r>
+        <w:rPr>
+          <w:rFonts w:ascii="Aptos" w:hAnsi="Aptos"/>
+          <w:color w:val="000000"/>
+          <w:sz w:val="22"/>
+          <w:szCs w:val="22"/>
+        </w:rPr>
+        <w:t xml:space="preserve"> on digital accessibility</w:t>
+      </w:r>
+      <w:r>
+        <w:rPr>
+          <w:rFonts w:ascii="Aptos" w:hAnsi="Aptos"/>
+          <w:color w:val="000000"/>
+          <w:sz w:val="22"/>
+          <w:szCs w:val="22"/>
+        </w:rPr>
+        <w:t xml:space="preserve">. Collaborated in teaching webinars to train librarians on how to create accessible </w:t>
+      </w:r>
+      <w:r>
+        <w:rPr>
+          <w:rFonts w:ascii="Aptos" w:hAnsi="Aptos"/>
+          <w:color w:val="000000"/>
+          <w:sz w:val="22"/>
+          <w:szCs w:val="22"/>
+        </w:rPr>
+        <w:t>resources</w:t>
+      </w:r>
+      <w:r>
+        <w:rPr>
+          <w:rFonts w:ascii="Aptos" w:hAnsi="Aptos"/>
+          <w:color w:val="000000"/>
+          <w:sz w:val="22"/>
+          <w:szCs w:val="22"/>
+        </w:rPr>
         <w:t>.</w:t>
       </w:r>
     </w:p>
@@ -579,28 +741,202 @@
           <w:sz w:val="22"/>
           <w:szCs w:val="22"/>
         </w:rPr>
-        <w:t>NC LIVE</w:t>
-      </w:r>
-    </w:p>
-    <w:p>
-      <w:pPr>
-        <w:rPr>
-          <w:rFonts w:ascii="Aptos" w:hAnsi="Aptos" w:cs="Arial"/>
-          <w:bCs/>
-          <w:color w:val="000000" w:themeColor="text1"/>
-          <w:sz w:val="22"/>
-          <w:szCs w:val="22"/>
-        </w:rPr>
-      </w:pPr>
-      <w:r>
-        <w:rPr>
-          <w:rFonts w:ascii="Aptos" w:hAnsi="Aptos" w:cs="Arial"/>
-          <w:b/>
-          <w:color w:val="000000" w:themeColor="text1"/>
-          <w:sz w:val="22"/>
-          <w:szCs w:val="22"/>
-        </w:rPr>
-        <w:t>Accessibility Instruction Intern</w:t>
+        <w:t>UNC Cares</w:t>
+      </w:r>
+    </w:p>
+    <w:p>
+      <w:pPr>
+        <w:rPr>
+          <w:rFonts w:ascii="Aptos" w:hAnsi="Aptos" w:cs="Arial"/>
+          <w:bCs/>
+          <w:color w:val="000000" w:themeColor="text1"/>
+          <w:sz w:val="22"/>
+          <w:szCs w:val="22"/>
+        </w:rPr>
+      </w:pPr>
+      <w:r>
+        <w:rPr>
+          <w:rFonts w:ascii="Aptos" w:hAnsi="Aptos" w:cs="Arial"/>
+          <w:b/>
+          <w:color w:val="000000" w:themeColor="text1"/>
+          <w:sz w:val="22"/>
+          <w:szCs w:val="22"/>
+        </w:rPr>
+        <w:t>Instructional Design Intern</w:t>
+      </w:r>
+      <w:r>
+        <w:rPr>
+          <w:rFonts w:ascii="Aptos" w:hAnsi="Aptos" w:cs="Arial"/>
+          <w:bCs/>
+          <w:color w:val="000000" w:themeColor="text1"/>
+          <w:sz w:val="22"/>
+          <w:szCs w:val="22"/>
+        </w:rPr>
+        <w:t>,</w:t>
+      </w:r>
+      <w:r>
+        <w:rPr>
+          <w:rFonts w:ascii="Aptos" w:hAnsi="Aptos" w:cs="Arial"/>
+          <w:bCs/>
+          <w:color w:val="000000" w:themeColor="text1"/>
+          <w:sz w:val="22"/>
+          <w:szCs w:val="22"/>
+        </w:rPr>
+        <w:t xml:space="preserve"> Chapel Hill NC,</w:t>
+      </w:r>
+      <w:r>
+        <w:rPr>
+          <w:rFonts w:ascii="Aptos" w:hAnsi="Aptos" w:cs="Arial"/>
+          <w:bCs/>
+          <w:color w:val="000000" w:themeColor="text1"/>
+          <w:sz w:val="22"/>
+          <w:szCs w:val="22"/>
+        </w:rPr>
+        <w:t xml:space="preserve"> Jan</w:t>
+      </w:r>
+      <w:r>
+        <w:rPr>
+          <w:rFonts w:ascii="Aptos" w:hAnsi="Aptos" w:cs="Arial"/>
+          <w:bCs/>
+          <w:color w:val="000000" w:themeColor="text1"/>
+          <w:sz w:val="22"/>
+          <w:szCs w:val="22"/>
+        </w:rPr>
+        <w:t>uary</w:t>
+      </w:r>
+      <w:r>
+        <w:rPr>
+          <w:rFonts w:ascii="Aptos" w:hAnsi="Aptos" w:cs="Arial"/>
+          <w:bCs/>
+          <w:color w:val="000000" w:themeColor="text1"/>
+          <w:sz w:val="22"/>
+          <w:szCs w:val="22"/>
+        </w:rPr>
+        <w:t>-Apr</w:t>
+      </w:r>
+      <w:r>
+        <w:rPr>
+          <w:rFonts w:ascii="Aptos" w:hAnsi="Aptos" w:cs="Arial"/>
+          <w:bCs/>
+          <w:color w:val="000000" w:themeColor="text1"/>
+          <w:sz w:val="22"/>
+          <w:szCs w:val="22"/>
+        </w:rPr>
+        <w:t>il</w:t>
+      </w:r>
+      <w:r>
+        <w:rPr>
+          <w:rFonts w:ascii="Aptos" w:hAnsi="Aptos" w:cs="Arial"/>
+          <w:bCs/>
+          <w:color w:val="000000" w:themeColor="text1"/>
+          <w:sz w:val="22"/>
+          <w:szCs w:val="22"/>
+        </w:rPr>
+        <w:t xml:space="preserve"> 2025</w:t>
+      </w:r>
+    </w:p>
+    <w:p>
+      <w:pPr>
+        <w:spacing w:after="120"/>
+        <w:rPr>
+          <w:rFonts w:ascii="Aptos" w:hAnsi="Aptos"/>
+        </w:rPr>
+      </w:pPr>
+      <w:r>
+        <w:rPr>
+          <w:rFonts w:ascii="Aptos" w:hAnsi="Aptos"/>
+          <w:color w:val="000000"/>
+          <w:sz w:val="22"/>
+          <w:szCs w:val="22"/>
+        </w:rPr>
+        <w:t xml:space="preserve">Revised </w:t>
+      </w:r>
+      <w:r>
+        <w:rPr>
+          <w:rFonts w:ascii="Aptos" w:hAnsi="Aptos"/>
+          <w:color w:val="000000"/>
+          <w:sz w:val="22"/>
+          <w:szCs w:val="22"/>
+        </w:rPr>
+        <w:t xml:space="preserve">video </w:t>
+      </w:r>
+      <w:r>
+        <w:rPr>
+          <w:rFonts w:ascii="Aptos" w:hAnsi="Aptos"/>
+          <w:color w:val="000000"/>
+          <w:sz w:val="22"/>
+          <w:szCs w:val="22"/>
+        </w:rPr>
+        <w:t>on understanding student neurodivergence</w:t>
+      </w:r>
+      <w:r>
+        <w:rPr>
+          <w:rFonts w:ascii="Aptos" w:hAnsi="Aptos"/>
+          <w:color w:val="000000"/>
+          <w:sz w:val="22"/>
+          <w:szCs w:val="22"/>
+        </w:rPr>
+        <w:t xml:space="preserve"> for </w:t>
+      </w:r>
+      <w:r>
+        <w:rPr>
+          <w:rFonts w:ascii="Aptos" w:hAnsi="Aptos"/>
+          <w:color w:val="000000"/>
+          <w:sz w:val="22"/>
+          <w:szCs w:val="22"/>
+        </w:rPr>
+        <w:t>UNC faculty and staff</w:t>
+      </w:r>
+      <w:r>
+        <w:rPr>
+          <w:rFonts w:ascii="Aptos" w:hAnsi="Aptos"/>
+          <w:color w:val="000000"/>
+          <w:sz w:val="22"/>
+          <w:szCs w:val="22"/>
+        </w:rPr>
+        <w:t>, emphasizing clarity, usability and engagement.</w:t>
+      </w:r>
+    </w:p>
+    <w:p>
+      <w:pPr>
+        <w:rPr>
+          <w:rFonts w:ascii="Aptos" w:hAnsi="Aptos" w:cs="Arial"/>
+          <w:b/>
+          <w:color w:val="000000" w:themeColor="text1"/>
+          <w:sz w:val="22"/>
+          <w:szCs w:val="22"/>
+        </w:rPr>
+      </w:pPr>
+      <w:r>
+        <w:rPr>
+          <w:rFonts w:ascii="Aptos" w:hAnsi="Aptos" w:cs="Arial"/>
+          <w:b/>
+          <w:color w:val="000000" w:themeColor="text1"/>
+          <w:sz w:val="22"/>
+          <w:szCs w:val="22"/>
+        </w:rPr>
+        <w:t>Smith Middle School</w:t>
+      </w:r>
+    </w:p>
+    <w:p>
+      <w:pPr>
+        <w:rPr>
+          <w:rFonts w:ascii="Aptos" w:hAnsi="Aptos" w:cs="Arial"/>
+          <w:bCs/>
+          <w:color w:val="000000" w:themeColor="text1"/>
+          <w:sz w:val="22"/>
+          <w:szCs w:val="22"/>
+        </w:rPr>
+      </w:pPr>
+      <w:r>
+        <w:rPr>
+          <w:rFonts w:ascii="Aptos" w:hAnsi="Aptos" w:cs="Arial"/>
+          <w:b/>
+          <w:color w:val="000000" w:themeColor="text1"/>
+          <w:sz w:val="22"/>
+          <w:szCs w:val="22"/>
+        </w:rPr>
+        <w:t>Media Center Intern</w:t>
       </w:r>
       <w:r>
         <w:rPr>
@@ -620,57 +956,67 @@
           <w:sz w:val="22"/>
           <w:szCs w:val="22"/>
         </w:rPr>
-        <w:t xml:space="preserve">Raleigh NC, </w:t>
-      </w:r>
-      <w:r>
-        <w:rPr>
-          <w:rFonts w:ascii="Aptos" w:hAnsi="Aptos" w:cs="Arial"/>
-          <w:bCs/>
-          <w:color w:val="000000" w:themeColor="text1"/>
-          <w:sz w:val="22"/>
-          <w:szCs w:val="22"/>
-        </w:rPr>
-        <w:t>Aug</w:t>
-      </w:r>
-      <w:r>
-        <w:rPr>
-          <w:rFonts w:ascii="Aptos" w:hAnsi="Aptos" w:cs="Arial"/>
-          <w:bCs/>
-          <w:color w:val="000000" w:themeColor="text1"/>
-          <w:sz w:val="22"/>
-          <w:szCs w:val="22"/>
-        </w:rPr>
-        <w:t>ust</w:t>
-      </w:r>
-      <w:r>
-        <w:rPr>
-          <w:rFonts w:ascii="Aptos" w:hAnsi="Aptos" w:cs="Arial"/>
-          <w:bCs/>
-          <w:color w:val="000000" w:themeColor="text1"/>
-          <w:sz w:val="22"/>
-          <w:szCs w:val="22"/>
-        </w:rPr>
-        <w:t>-Dec</w:t>
-      </w:r>
-      <w:r>
-        <w:rPr>
-          <w:rFonts w:ascii="Aptos" w:hAnsi="Aptos" w:cs="Arial"/>
-          <w:bCs/>
-          <w:color w:val="000000" w:themeColor="text1"/>
-          <w:sz w:val="22"/>
-          <w:szCs w:val="22"/>
-        </w:rPr>
-        <w:t>ember</w:t>
-      </w:r>
-      <w:r>
-        <w:rPr>
-          <w:rFonts w:ascii="Aptos" w:hAnsi="Aptos" w:cs="Arial"/>
-          <w:bCs/>
-          <w:color w:val="000000" w:themeColor="text1"/>
-          <w:sz w:val="22"/>
-          <w:szCs w:val="22"/>
-        </w:rPr>
-        <w:t xml:space="preserve"> 2025</w:t>
+        <w:t xml:space="preserve">Chapel Hill NC, </w:t>
+      </w:r>
+      <w:r>
+        <w:rPr>
+          <w:rFonts w:ascii="Aptos" w:hAnsi="Aptos" w:cs="Arial"/>
+          <w:bCs/>
+          <w:color w:val="000000" w:themeColor="text1"/>
+          <w:sz w:val="22"/>
+          <w:szCs w:val="22"/>
+        </w:rPr>
+        <w:t>Jan</w:t>
+      </w:r>
+      <w:r>
+        <w:rPr>
+          <w:rFonts w:ascii="Aptos" w:hAnsi="Aptos" w:cs="Arial"/>
+          <w:bCs/>
+          <w:color w:val="000000" w:themeColor="text1"/>
+          <w:sz w:val="22"/>
+          <w:szCs w:val="22"/>
+        </w:rPr>
+        <w:t>uary</w:t>
+      </w:r>
+      <w:r>
+        <w:rPr>
+          <w:rFonts w:ascii="Aptos" w:hAnsi="Aptos" w:cs="Arial"/>
+          <w:bCs/>
+          <w:color w:val="000000" w:themeColor="text1"/>
+          <w:sz w:val="22"/>
+          <w:szCs w:val="22"/>
+        </w:rPr>
+        <w:t>-Apr</w:t>
+      </w:r>
+      <w:r>
+        <w:rPr>
+          <w:rFonts w:ascii="Aptos" w:hAnsi="Aptos" w:cs="Arial"/>
+          <w:bCs/>
+          <w:color w:val="000000" w:themeColor="text1"/>
+          <w:sz w:val="22"/>
+          <w:szCs w:val="22"/>
+        </w:rPr>
+        <w:t>il</w:t>
+      </w:r>
+      <w:r>
+        <w:rPr>
+          <w:rFonts w:ascii="Aptos" w:hAnsi="Aptos" w:cs="Arial"/>
+          <w:bCs/>
+          <w:color w:val="000000" w:themeColor="text1"/>
+          <w:sz w:val="22"/>
+          <w:szCs w:val="22"/>
+        </w:rPr>
+        <w:t xml:space="preserve"> 202</w:t>
+      </w:r>
+      <w:r>
+        <w:rPr>
+          <w:rFonts w:ascii="Aptos" w:hAnsi="Aptos" w:cs="Arial"/>
+          <w:bCs/>
+          <w:color w:val="000000" w:themeColor="text1"/>
+          <w:sz w:val="22"/>
+          <w:szCs w:val="22"/>
+        </w:rPr>
+        <w:t>4</w:t>
       </w:r>
     </w:p>
     <w:p>
@@ -678,17 +1024,11 @@
         <w:spacing w:after="120"/>
         <w:rPr>
           <w:rFonts w:ascii="Aptos" w:hAnsi="Aptos"/>
-        </w:rPr>
-      </w:pPr>
-      <w:r>
-        <w:rPr>
-          <w:rFonts w:ascii="Aptos" w:hAnsi="Aptos"/>
           <w:color w:val="000000"/>
           <w:sz w:val="22"/>
           <w:szCs w:val="22"/>
         </w:rPr>
-        <w:t>Created instructional videos and guides</w:t>
-      </w:r>
+      </w:pPr>
       <w:r>
         <w:rPr>
           <w:rFonts w:ascii="Aptos" w:hAnsi="Aptos"/>
@@ -696,7 +1036,7 @@
           <w:sz w:val="22"/>
           <w:szCs w:val="22"/>
         </w:rPr>
-        <w:t xml:space="preserve"> on digital accessibility</w:t>
+        <w:t>Delivered media literacy instruction and created instructional resources</w:t>
       </w:r>
       <w:r>
         <w:rPr>
@@ -705,7 +1045,7 @@
           <w:sz w:val="22"/>
           <w:szCs w:val="22"/>
         </w:rPr>
-        <w:t xml:space="preserve">. Collaborated in teaching webinars to train librarians on how to create accessible </w:t>
+        <w:t xml:space="preserve"> to and for adolescent learners</w:t>
       </w:r>
       <w:r>
         <w:rPr>
@@ -714,7 +1054,13 @@
           <w:sz w:val="22"/>
           <w:szCs w:val="22"/>
         </w:rPr>
-        <w:t>resources</w:t>
+        <w:t>.</w:t>
+      </w:r>
+      <w:r>
+        <w:rPr>
+          <w:rFonts w:ascii="Aptos" w:hAnsi="Aptos"/>
+        </w:rPr>
+        <w:t xml:space="preserve"> </w:t>
       </w:r>
       <w:r>
         <w:rPr>
@@ -723,49 +1069,50 @@
           <w:sz w:val="22"/>
           <w:szCs w:val="22"/>
         </w:rPr>
-        <w:t>.</w:t>
-      </w:r>
-    </w:p>
-    <w:p>
-      <w:pPr>
-        <w:rPr>
-          <w:rFonts w:ascii="Aptos" w:hAnsi="Aptos" w:cs="Arial"/>
-          <w:b/>
-          <w:color w:val="000000" w:themeColor="text1"/>
-          <w:sz w:val="22"/>
-          <w:szCs w:val="22"/>
-        </w:rPr>
-      </w:pPr>
-      <w:r>
-        <w:rPr>
-          <w:rFonts w:ascii="Aptos" w:hAnsi="Aptos" w:cs="Arial"/>
-          <w:b/>
-          <w:color w:val="000000" w:themeColor="text1"/>
-          <w:sz w:val="22"/>
-          <w:szCs w:val="22"/>
-        </w:rPr>
-        <w:t>UNC Cares</w:t>
-      </w:r>
-    </w:p>
-    <w:p>
-      <w:pPr>
-        <w:rPr>
-          <w:rFonts w:ascii="Aptos" w:hAnsi="Aptos" w:cs="Arial"/>
-          <w:bCs/>
-          <w:color w:val="000000" w:themeColor="text1"/>
-          <w:sz w:val="22"/>
-          <w:szCs w:val="22"/>
-        </w:rPr>
-      </w:pPr>
-      <w:r>
-        <w:rPr>
-          <w:rFonts w:ascii="Aptos" w:hAnsi="Aptos" w:cs="Arial"/>
-          <w:b/>
-          <w:color w:val="000000" w:themeColor="text1"/>
-          <w:sz w:val="22"/>
-          <w:szCs w:val="22"/>
-        </w:rPr>
-        <w:t>Instructional Design Intern</w:t>
+        <w:t xml:space="preserve">Assisted with services, circulation and student research support. </w:t>
+      </w:r>
+    </w:p>
+    <w:p>
+      <w:pPr>
+        <w:rPr>
+          <w:rFonts w:ascii="Aptos" w:hAnsi="Aptos" w:cs="Arial"/>
+          <w:b/>
+          <w:color w:val="000000" w:themeColor="text1"/>
+          <w:sz w:val="22"/>
+          <w:szCs w:val="22"/>
+        </w:rPr>
+      </w:pPr>
+      <w:r>
+        <w:rPr>
+          <w:rFonts w:ascii="Aptos" w:hAnsi="Aptos" w:cs="Arial"/>
+          <w:b/>
+          <w:color w:val="000000" w:themeColor="text1"/>
+          <w:sz w:val="22"/>
+          <w:szCs w:val="22"/>
+        </w:rPr>
+        <w:t>Carolina Friends School</w:t>
+      </w:r>
+    </w:p>
+    <w:p>
+      <w:pPr>
+        <w:spacing w:line="360" w:lineRule="auto"/>
+        <w:rPr>
+          <w:rFonts w:ascii="Aptos" w:hAnsi="Aptos" w:cs="Arial"/>
+          <w:bCs/>
+          <w:color w:val="000000" w:themeColor="text1"/>
+          <w:sz w:val="22"/>
+          <w:szCs w:val="22"/>
+        </w:rPr>
+      </w:pPr>
+      <w:r>
+        <w:rPr>
+          <w:rFonts w:ascii="Aptos" w:hAnsi="Aptos" w:cs="Arial"/>
+          <w:b/>
+          <w:color w:val="000000" w:themeColor="text1"/>
+          <w:sz w:val="22"/>
+          <w:szCs w:val="22"/>
+        </w:rPr>
+        <w:t>Substitute Teacher</w:t>
       </w:r>
       <w:r>
         <w:rPr>
@@ -785,281 +1132,47 @@
           <w:sz w:val="22"/>
           <w:szCs w:val="22"/>
         </w:rPr>
-        <w:t xml:space="preserve"> Chapel Hill NC,</w:t>
-      </w:r>
-      <w:r>
-        <w:rPr>
-          <w:rFonts w:ascii="Aptos" w:hAnsi="Aptos" w:cs="Arial"/>
-          <w:bCs/>
-          <w:color w:val="000000" w:themeColor="text1"/>
-          <w:sz w:val="22"/>
-          <w:szCs w:val="22"/>
-        </w:rPr>
-        <w:t xml:space="preserve"> Jan</w:t>
-      </w:r>
-      <w:r>
-        <w:rPr>
-          <w:rFonts w:ascii="Aptos" w:hAnsi="Aptos" w:cs="Arial"/>
-          <w:bCs/>
-          <w:color w:val="000000" w:themeColor="text1"/>
-          <w:sz w:val="22"/>
-          <w:szCs w:val="22"/>
-        </w:rPr>
-        <w:t>uary</w:t>
-      </w:r>
-      <w:r>
-        <w:rPr>
-          <w:rFonts w:ascii="Aptos" w:hAnsi="Aptos" w:cs="Arial"/>
-          <w:bCs/>
-          <w:color w:val="000000" w:themeColor="text1"/>
-          <w:sz w:val="22"/>
-          <w:szCs w:val="22"/>
-        </w:rPr>
-        <w:t>-Apr</w:t>
-      </w:r>
-      <w:r>
-        <w:rPr>
-          <w:rFonts w:ascii="Aptos" w:hAnsi="Aptos" w:cs="Arial"/>
-          <w:bCs/>
-          <w:color w:val="000000" w:themeColor="text1"/>
-          <w:sz w:val="22"/>
-          <w:szCs w:val="22"/>
-        </w:rPr>
-        <w:t>il</w:t>
-      </w:r>
-      <w:r>
-        <w:rPr>
-          <w:rFonts w:ascii="Aptos" w:hAnsi="Aptos" w:cs="Arial"/>
-          <w:bCs/>
-          <w:color w:val="000000" w:themeColor="text1"/>
-          <w:sz w:val="22"/>
-          <w:szCs w:val="22"/>
-        </w:rPr>
-        <w:t xml:space="preserve"> 2025</w:t>
-      </w:r>
-    </w:p>
-    <w:p>
-      <w:pPr>
-        <w:spacing w:after="120"/>
-        <w:rPr>
-          <w:rFonts w:ascii="Aptos" w:hAnsi="Aptos"/>
-        </w:rPr>
-      </w:pPr>
-      <w:r>
-        <w:rPr>
-          <w:rFonts w:ascii="Aptos" w:hAnsi="Aptos"/>
-          <w:color w:val="000000"/>
-          <w:sz w:val="22"/>
-          <w:szCs w:val="22"/>
-        </w:rPr>
-        <w:t xml:space="preserve">Revised </w:t>
-      </w:r>
-      <w:r>
-        <w:rPr>
-          <w:rFonts w:ascii="Aptos" w:hAnsi="Aptos"/>
-          <w:color w:val="000000"/>
-          <w:sz w:val="22"/>
-          <w:szCs w:val="22"/>
-        </w:rPr>
-        <w:t xml:space="preserve">video </w:t>
-      </w:r>
-      <w:r>
-        <w:rPr>
-          <w:rFonts w:ascii="Aptos" w:hAnsi="Aptos"/>
-          <w:color w:val="000000"/>
-          <w:sz w:val="22"/>
-          <w:szCs w:val="22"/>
-        </w:rPr>
-        <w:t>on understanding student neurodivergence</w:t>
-      </w:r>
-      <w:r>
-        <w:rPr>
-          <w:rFonts w:ascii="Aptos" w:hAnsi="Aptos"/>
-          <w:color w:val="000000"/>
-          <w:sz w:val="22"/>
-          <w:szCs w:val="22"/>
-        </w:rPr>
-        <w:t xml:space="preserve"> for </w:t>
-      </w:r>
-      <w:r>
-        <w:rPr>
-          <w:rFonts w:ascii="Aptos" w:hAnsi="Aptos"/>
-          <w:color w:val="000000"/>
-          <w:sz w:val="22"/>
-          <w:szCs w:val="22"/>
-        </w:rPr>
-        <w:t>UNC faculty and staff</w:t>
-      </w:r>
-      <w:r>
-        <w:rPr>
-          <w:rFonts w:ascii="Aptos" w:hAnsi="Aptos"/>
-          <w:color w:val="000000"/>
-          <w:sz w:val="22"/>
-          <w:szCs w:val="22"/>
-        </w:rPr>
-        <w:t>, emphasizing clarity, usability and engagement.</w:t>
-      </w:r>
-    </w:p>
-    <w:p>
-      <w:pPr>
-        <w:rPr>
-          <w:rFonts w:ascii="Aptos" w:hAnsi="Aptos" w:cs="Arial"/>
-          <w:b/>
-          <w:color w:val="000000" w:themeColor="text1"/>
-          <w:sz w:val="22"/>
-          <w:szCs w:val="22"/>
-        </w:rPr>
-      </w:pPr>
-      <w:r>
-        <w:rPr>
-          <w:rFonts w:ascii="Aptos" w:hAnsi="Aptos" w:cs="Arial"/>
-          <w:b/>
-          <w:color w:val="000000" w:themeColor="text1"/>
-          <w:sz w:val="22"/>
-          <w:szCs w:val="22"/>
-        </w:rPr>
-        <w:t>Smith Middle School</w:t>
-      </w:r>
-    </w:p>
-    <w:p>
-      <w:pPr>
-        <w:rPr>
-          <w:rFonts w:ascii="Aptos" w:hAnsi="Aptos" w:cs="Arial"/>
-          <w:bCs/>
-          <w:color w:val="000000" w:themeColor="text1"/>
-          <w:sz w:val="22"/>
-          <w:szCs w:val="22"/>
-        </w:rPr>
-      </w:pPr>
-      <w:r>
-        <w:rPr>
-          <w:rFonts w:ascii="Aptos" w:hAnsi="Aptos" w:cs="Arial"/>
-          <w:b/>
-          <w:color w:val="000000" w:themeColor="text1"/>
-          <w:sz w:val="22"/>
-          <w:szCs w:val="22"/>
-        </w:rPr>
-        <w:t>Media Center Intern</w:t>
-      </w:r>
-      <w:r>
-        <w:rPr>
-          <w:rFonts w:ascii="Aptos" w:hAnsi="Aptos" w:cs="Arial"/>
-          <w:bCs/>
-          <w:color w:val="000000" w:themeColor="text1"/>
-          <w:sz w:val="22"/>
-          <w:szCs w:val="22"/>
-        </w:rPr>
-        <w:t xml:space="preserve">, </w:t>
-      </w:r>
-      <w:r>
-        <w:rPr>
-          <w:rFonts w:ascii="Aptos" w:hAnsi="Aptos" w:cs="Arial"/>
-          <w:bCs/>
-          <w:color w:val="000000" w:themeColor="text1"/>
-          <w:sz w:val="22"/>
-          <w:szCs w:val="22"/>
-        </w:rPr>
-        <w:t xml:space="preserve">Chapel Hill NC, </w:t>
-      </w:r>
-      <w:r>
-        <w:rPr>
-          <w:rFonts w:ascii="Aptos" w:hAnsi="Aptos" w:cs="Arial"/>
-          <w:bCs/>
-          <w:color w:val="000000" w:themeColor="text1"/>
-          <w:sz w:val="22"/>
-          <w:szCs w:val="22"/>
-        </w:rPr>
-        <w:t>Jan</w:t>
-      </w:r>
-      <w:r>
-        <w:rPr>
-          <w:rFonts w:ascii="Aptos" w:hAnsi="Aptos" w:cs="Arial"/>
-          <w:bCs/>
-          <w:color w:val="000000" w:themeColor="text1"/>
-          <w:sz w:val="22"/>
-          <w:szCs w:val="22"/>
-        </w:rPr>
-        <w:t>uary</w:t>
-      </w:r>
-      <w:r>
-        <w:rPr>
-          <w:rFonts w:ascii="Aptos" w:hAnsi="Aptos" w:cs="Arial"/>
-          <w:bCs/>
-          <w:color w:val="000000" w:themeColor="text1"/>
-          <w:sz w:val="22"/>
-          <w:szCs w:val="22"/>
-        </w:rPr>
-        <w:t>-Apr</w:t>
-      </w:r>
-      <w:r>
-        <w:rPr>
-          <w:rFonts w:ascii="Aptos" w:hAnsi="Aptos" w:cs="Arial"/>
-          <w:bCs/>
-          <w:color w:val="000000" w:themeColor="text1"/>
-          <w:sz w:val="22"/>
-          <w:szCs w:val="22"/>
-        </w:rPr>
-        <w:t>il</w:t>
-      </w:r>
-      <w:r>
-        <w:rPr>
-          <w:rFonts w:ascii="Aptos" w:hAnsi="Aptos" w:cs="Arial"/>
-          <w:bCs/>
-          <w:color w:val="000000" w:themeColor="text1"/>
-          <w:sz w:val="22"/>
-          <w:szCs w:val="22"/>
-        </w:rPr>
-        <w:t xml:space="preserve"> 2023</w:t>
-      </w:r>
-    </w:p>
-    <w:p>
-      <w:pPr>
-        <w:spacing w:after="120"/>
-        <w:rPr>
-          <w:rFonts w:ascii="Aptos" w:hAnsi="Aptos"/>
-        </w:rPr>
-      </w:pPr>
-      <w:r>
-        <w:rPr>
-          <w:rFonts w:ascii="Aptos" w:hAnsi="Aptos"/>
-          <w:color w:val="000000"/>
-          <w:sz w:val="22"/>
-          <w:szCs w:val="22"/>
-        </w:rPr>
-        <w:t>Delivered media literacy instruction and created instructional resources</w:t>
-      </w:r>
-      <w:r>
-        <w:rPr>
-          <w:rFonts w:ascii="Aptos" w:hAnsi="Aptos"/>
-          <w:color w:val="000000"/>
-          <w:sz w:val="22"/>
-          <w:szCs w:val="22"/>
-        </w:rPr>
-        <w:t xml:space="preserve"> to and for adolescent learners</w:t>
-      </w:r>
-      <w:r>
-        <w:rPr>
-          <w:rFonts w:ascii="Aptos" w:hAnsi="Aptos"/>
-          <w:color w:val="000000"/>
-          <w:sz w:val="22"/>
-          <w:szCs w:val="22"/>
-        </w:rPr>
-        <w:t>.</w:t>
-      </w:r>
-      <w:r>
-        <w:rPr>
-          <w:rFonts w:ascii="Aptos" w:hAnsi="Aptos"/>
-        </w:rPr>
         <w:t xml:space="preserve"> </w:t>
       </w:r>
       <w:r>
         <w:rPr>
-          <w:rFonts w:ascii="Aptos" w:hAnsi="Aptos"/>
-          <w:color w:val="000000"/>
-          <w:sz w:val="22"/>
-          <w:szCs w:val="22"/>
-        </w:rPr>
-        <w:t xml:space="preserve">Assisted with services, circulation and student research support. </w:t>
+          <w:rFonts w:ascii="Aptos" w:hAnsi="Aptos" w:cs="Arial"/>
+          <w:bCs/>
+          <w:color w:val="000000" w:themeColor="text1"/>
+          <w:sz w:val="22"/>
+          <w:szCs w:val="22"/>
+        </w:rPr>
+        <w:t>Durham NC</w:t>
+      </w:r>
+      <w:r>
+        <w:rPr>
+          <w:rFonts w:ascii="Aptos" w:hAnsi="Aptos" w:cs="Arial"/>
+          <w:bCs/>
+          <w:color w:val="000000" w:themeColor="text1"/>
+          <w:sz w:val="22"/>
+          <w:szCs w:val="22"/>
+        </w:rPr>
+        <w:t>,</w:t>
+      </w:r>
+      <w:r>
+        <w:rPr>
+          <w:rFonts w:ascii="Aptos" w:hAnsi="Aptos" w:cs="Arial"/>
+          <w:bCs/>
+          <w:color w:val="000000" w:themeColor="text1"/>
+          <w:sz w:val="22"/>
+          <w:szCs w:val="22"/>
+        </w:rPr>
+        <w:t xml:space="preserve"> </w:t>
+      </w:r>
+      <w:r>
+        <w:rPr>
+          <w:rFonts w:ascii="Aptos" w:hAnsi="Aptos" w:cs="Arial"/>
+          <w:bCs/>
+          <w:color w:val="000000" w:themeColor="text1"/>
+          <w:sz w:val="22"/>
+          <w:szCs w:val="22"/>
+        </w:rPr>
+        <w:t>October 2023-June 2024</w:t>
       </w:r>
     </w:p>
     <w:p>
@@ -1770,6 +1883,7 @@
           <w:sz w:val="22"/>
           <w:szCs w:val="22"/>
         </w:rPr>
+        <w:lastRenderedPageBreak/>
         <w:t>Davis Library</w:t>
       </w:r>
       <w:r>
@@ -1912,7 +2026,6 @@
             </w14:gradFill>
           </w14:textFill>
         </w:rPr>
-        <w:lastRenderedPageBreak/>
         <w:t>Education and Certifications</w:t>
       </w:r>
     </w:p>
@@ -2081,17 +2194,7 @@
           <w:sz w:val="22"/>
           <w:szCs w:val="22"/>
         </w:rPr>
-        <w:t>Understanding Learning Disabilities &amp;</w:t>
-      </w:r>
-      <w:r>
-        <w:rPr>
-          <w:rFonts w:ascii="Aptos" w:hAnsi="Aptos" w:cs="Arial"/>
-          <w:bCs/>
-          <w:color w:val="000000" w:themeColor="text1"/>
-          <w:sz w:val="22"/>
-          <w:szCs w:val="22"/>
-        </w:rPr>
-        <w:t xml:space="preserve"> ADHD</w:t>
+        <w:t>Understanding Learning Disabilities &amp; ADHD</w:t>
       </w:r>
       <w:r>
         <w:rPr>
@@ -2194,6 +2297,65 @@
           <w:szCs w:val="22"/>
         </w:rPr>
         <w:t>Certificate in Sustainable Vegetable Production, 2015</w:t>
+      </w:r>
+    </w:p>
+    <w:p>
+      <w:pPr>
+        <w:spacing w:after="2" w:line="255" w:lineRule="auto"/>
+        <w:rPr>
+          <w:rFonts w:ascii="Aptos" w:hAnsi="Aptos" w:cs="Arial"/>
+          <w:color w:val="000000" w:themeColor="text1"/>
+          <w:sz w:val="22"/>
+          <w:szCs w:val="22"/>
+        </w:rPr>
+      </w:pPr>
+      <w:r>
+        <w:rPr>
+          <w:rFonts w:ascii="Aptos" w:eastAsia="Arial" w:hAnsi="Aptos" w:cs="Arial"/>
+          <w:b/>
+          <w:color w:val="000000" w:themeColor="text1"/>
+          <w:sz w:val="22"/>
+          <w:szCs w:val="22"/>
+        </w:rPr>
+        <w:t>Heart of Yoga School</w:t>
+      </w:r>
+    </w:p>
+    <w:p>
+      <w:pPr>
+        <w:spacing w:after="120" w:line="254" w:lineRule="auto"/>
+        <w:rPr>
+          <w:rFonts w:ascii="Aptos" w:eastAsia="Arial" w:hAnsi="Aptos" w:cs="Arial"/>
+          <w:color w:val="000000" w:themeColor="text1"/>
+          <w:sz w:val="22"/>
+          <w:szCs w:val="22"/>
+        </w:rPr>
+      </w:pPr>
+      <w:r>
+        <w:rPr>
+          <w:rFonts w:ascii="Aptos" w:eastAsia="Arial" w:hAnsi="Aptos" w:cs="Arial"/>
+          <w:color w:val="000000" w:themeColor="text1"/>
+          <w:sz w:val="22"/>
+          <w:szCs w:val="22"/>
+        </w:rPr>
+        <w:t>200-hour Yoga Teacher Training with Allison Dennis</w:t>
+      </w:r>
+      <w:r>
+        <w:rPr>
+          <w:rFonts w:ascii="Aptos" w:eastAsia="Arial" w:hAnsi="Aptos" w:cs="Arial"/>
+          <w:color w:val="000000" w:themeColor="text1"/>
+          <w:sz w:val="22"/>
+          <w:szCs w:val="22"/>
+        </w:rPr>
+        <w:t>, 201</w:t>
+      </w:r>
+      <w:r>
+        <w:rPr>
+          <w:rFonts w:ascii="Aptos" w:eastAsia="Arial" w:hAnsi="Aptos" w:cs="Arial"/>
+          <w:color w:val="000000" w:themeColor="text1"/>
+          <w:sz w:val="22"/>
+          <w:szCs w:val="22"/>
+        </w:rPr>
+        <w:t>2</w:t>
       </w:r>
     </w:p>
     <w:p>
@@ -2980,6 +3142,7 @@
             </w14:gradFill>
           </w14:textFill>
         </w:rPr>
+        <w:lastRenderedPageBreak/>
         <w:t>References</w:t>
       </w:r>
     </w:p>
@@ -3121,7 +3284,7 @@
     </w:p>
     <w:sectPr>
       <w:pgSz w:w="12220" w:h="15840"/>
-      <w:pgMar w:top="1440" w:right="1080" w:bottom="1440" w:left="1080" w:header="720" w:footer="720" w:gutter="0"/>
+      <w:pgMar w:top="1440" w:right="1080" w:bottom="1152" w:left="1080" w:header="720" w:footer="720" w:gutter="0"/>
       <w:pgBorders w:offsetFrom="page">
         <w:top w:val="single" w:sz="18" w:space="24" w:color="44546A" w:themeColor="text2"/>
         <w:left w:val="single" w:sz="18" w:space="24" w:color="44546A" w:themeColor="text2"/>
@@ -4756,6 +4919,7 @@
     <w:rsidRoot w:val="00A71BBC"/>
     <w:rsid w:val="00006362"/>
     <w:rsid w:val="0009301E"/>
+    <w:rsid w:val="000A42DF"/>
     <w:rsid w:val="00174E45"/>
     <w:rsid w:val="001762E7"/>
     <w:rsid w:val="00261328"/>
@@ -4766,6 +4930,8 @@
     <w:rsid w:val="004D7662"/>
     <w:rsid w:val="00642E97"/>
     <w:rsid w:val="00676120"/>
+    <w:rsid w:val="0068303D"/>
+    <w:rsid w:val="00764C5C"/>
     <w:rsid w:val="007B0D2D"/>
     <w:rsid w:val="007E0397"/>
     <w:rsid w:val="00800849"/>
@@ -4774,7 +4940,6 @@
     <w:rsid w:val="008E37EB"/>
     <w:rsid w:val="00920322"/>
     <w:rsid w:val="009A411E"/>
-    <w:rsid w:val="009D6E4E"/>
     <w:rsid w:val="00A50D8C"/>
     <w:rsid w:val="00A617A5"/>
     <w:rsid w:val="00A71BBC"/>
